--- a/Alternates_Delta_Vega.docx
+++ b/Alternates_Delta_Vega.docx
@@ -195,6 +195,9 @@
     </w:p>
     <w:p>
       <w:r>
+        <w:rPr>
+          <w:noProof/>
+        </w:rPr>
         <w:drawing>
           <wp:inline distT="0" distB="0" distL="0" distR="0" wp14:anchorId="16D060AB" wp14:editId="429FE993">
             <wp:extent cx="5257800" cy="3531235"/>
@@ -402,6 +405,9 @@
     </w:p>
     <w:p>
       <w:r>
+        <w:rPr>
+          <w:noProof/>
+        </w:rPr>
         <w:drawing>
           <wp:inline distT="0" distB="0" distL="0" distR="0" wp14:anchorId="5F356025" wp14:editId="5BF32D33">
             <wp:extent cx="4981575" cy="3024488"/>
@@ -521,6 +527,9 @@
     <w:p/>
     <w:p>
       <w:r>
+        <w:rPr>
+          <w:noProof/>
+        </w:rPr>
         <w:drawing>
           <wp:inline distT="0" distB="0" distL="0" distR="0" wp14:anchorId="57EA1255" wp14:editId="284DA7F5">
             <wp:extent cx="5731510" cy="3655695"/>
@@ -711,7 +720,6 @@
         <w:t>Change (dS): 05 $</w:t>
       </w:r>
     </w:p>
-    <w:p/>
     <w:p>
       <w:pPr>
         <w:rPr>
@@ -783,7 +791,48 @@
         <w:t>Market)</w:t>
       </w:r>
     </w:p>
-    <w:p/>
+    <w:p>
+      <w:r>
+        <w:rPr>
+          <w:noProof/>
+        </w:rPr>
+        <w:drawing>
+          <wp:inline distT="0" distB="0" distL="0" distR="0" wp14:anchorId="7CBFE828" wp14:editId="693A4E4D">
+            <wp:extent cx="3400000" cy="466667"/>
+            <wp:effectExtent l="0" t="0" r="0" b="0"/>
+            <wp:docPr id="2063204199" name="Picture 1"/>
+            <wp:cNvGraphicFramePr>
+              <a:graphicFrameLocks xmlns:a="http://schemas.openxmlformats.org/drawingml/2006/main" noChangeAspect="1"/>
+            </wp:cNvGraphicFramePr>
+            <a:graphic xmlns:a="http://schemas.openxmlformats.org/drawingml/2006/main">
+              <a:graphicData uri="http://schemas.openxmlformats.org/drawingml/2006/picture">
+                <pic:pic xmlns:pic="http://schemas.openxmlformats.org/drawingml/2006/picture">
+                  <pic:nvPicPr>
+                    <pic:cNvPr id="2063204199" name=""/>
+                    <pic:cNvPicPr/>
+                  </pic:nvPicPr>
+                  <pic:blipFill>
+                    <a:blip r:embed="rId10"/>
+                    <a:stretch>
+                      <a:fillRect/>
+                    </a:stretch>
+                  </pic:blipFill>
+                  <pic:spPr>
+                    <a:xfrm>
+                      <a:off x="0" y="0"/>
+                      <a:ext cx="3400000" cy="466667"/>
+                    </a:xfrm>
+                    <a:prstGeom prst="rect">
+                      <a:avLst/>
+                    </a:prstGeom>
+                  </pic:spPr>
+                </pic:pic>
+              </a:graphicData>
+            </a:graphic>
+          </wp:inline>
+        </w:drawing>
+      </w:r>
+    </w:p>
     <w:p>
       <w:pPr>
         <w:rPr>
@@ -834,7 +883,7 @@
                     <pic:cNvPicPr/>
                   </pic:nvPicPr>
                   <pic:blipFill>
-                    <a:blip r:embed="rId10"/>
+                    <a:blip r:embed="rId11"/>
                     <a:stretch>
                       <a:fillRect/>
                     </a:stretch>
@@ -916,6 +965,9 @@
     </w:p>
     <w:p>
       <w:r>
+        <w:rPr>
+          <w:noProof/>
+        </w:rPr>
         <w:drawing>
           <wp:inline distT="0" distB="0" distL="0" distR="0" wp14:anchorId="6484EF91" wp14:editId="21E0A57A">
             <wp:extent cx="6645910" cy="2461895"/>
@@ -932,7 +984,7 @@
                     <pic:cNvPicPr/>
                   </pic:nvPicPr>
                   <pic:blipFill>
-                    <a:blip r:embed="rId11"/>
+                    <a:blip r:embed="rId12"/>
                     <a:stretch>
                       <a:fillRect/>
                     </a:stretch>

--- a/Alternates_Delta_Vega.docx
+++ b/Alternates_Delta_Vega.docx
@@ -793,14 +793,11 @@
     </w:p>
     <w:p>
       <w:r>
-        <w:rPr>
-          <w:noProof/>
-        </w:rPr>
         <w:drawing>
-          <wp:inline distT="0" distB="0" distL="0" distR="0" wp14:anchorId="7CBFE828" wp14:editId="693A4E4D">
-            <wp:extent cx="3400000" cy="466667"/>
-            <wp:effectExtent l="0" t="0" r="0" b="0"/>
-            <wp:docPr id="2063204199" name="Picture 1"/>
+          <wp:inline distT="0" distB="0" distL="0" distR="0" wp14:anchorId="77C55414" wp14:editId="68378D95">
+            <wp:extent cx="2257740" cy="638264"/>
+            <wp:effectExtent l="0" t="0" r="9525" b="9525"/>
+            <wp:docPr id="873304988" name="Picture 1"/>
             <wp:cNvGraphicFramePr>
               <a:graphicFrameLocks xmlns:a="http://schemas.openxmlformats.org/drawingml/2006/main" noChangeAspect="1"/>
             </wp:cNvGraphicFramePr>
@@ -808,7 +805,7 @@
               <a:graphicData uri="http://schemas.openxmlformats.org/drawingml/2006/picture">
                 <pic:pic xmlns:pic="http://schemas.openxmlformats.org/drawingml/2006/picture">
                   <pic:nvPicPr>
-                    <pic:cNvPr id="2063204199" name=""/>
+                    <pic:cNvPr id="873304988" name=""/>
                     <pic:cNvPicPr/>
                   </pic:nvPicPr>
                   <pic:blipFill>
@@ -820,7 +817,7 @@
                   <pic:spPr>
                     <a:xfrm>
                       <a:off x="0" y="0"/>
-                      <a:ext cx="3400000" cy="466667"/>
+                      <a:ext cx="2257740" cy="638264"/>
                     </a:xfrm>
                     <a:prstGeom prst="rect">
                       <a:avLst/>
